--- a/Cours/5eme/SaintExupery/Chapitre_17/Documents/Chapitre 17 - Solides - Polyèdres, Cône et Sphère (A trou).docx
+++ b/Cours/5eme/SaintExupery/Chapitre_17/Documents/Chapitre 17 - Solides - Polyèdres, Cône et Sphère (A trou).docx
@@ -2390,7 +2390,7 @@
       <w:pPr>
         <w:spacing w:before="100" w:beforeAutospacing="1" w:after="100" w:afterAutospacing="1" w:line="240" w:lineRule="auto"/>
         <w:rPr>
-          <w:rFonts w:ascii="Times New Roman" w:eastAsia="Times New Roman" w:hAnsi="Times New Roman" w:cs="Times New Roman"/>
+          <w:rFonts w:eastAsia="Times New Roman" w:cs="Times New Roman"/>
           <w:sz w:val="24"/>
           <w:szCs w:val="24"/>
           <w:lang w:eastAsia="fr-FR"/>
@@ -2398,12 +2398,30 @@
       </w:pPr>
       <w:r>
         <w:rPr>
-          <w:rFonts w:ascii="Times New Roman" w:eastAsia="Times New Roman" w:hAnsi="Times New Roman" w:cs="Times New Roman"/>
+          <w:rFonts w:eastAsia="Times New Roman" w:cs="Times New Roman"/>
           <w:sz w:val="24"/>
           <w:szCs w:val="24"/>
           <w:lang w:eastAsia="fr-FR"/>
         </w:rPr>
-        <w:t xml:space="preserve">Une sphère de rayon 5cm a pour Aire </w:t>
+        <w:t xml:space="preserve">Une sphère de rayon 5cm a pour </w:t>
+      </w:r>
+      <w:r>
+        <w:rPr>
+          <w:rFonts w:eastAsia="Times New Roman" w:cs="Times New Roman"/>
+          <w:sz w:val="24"/>
+          <w:szCs w:val="24"/>
+          <w:lang w:eastAsia="fr-FR"/>
+        </w:rPr>
+        <w:t>a</w:t>
+      </w:r>
+      <w:r>
+        <w:rPr>
+          <w:rFonts w:eastAsia="Times New Roman" w:cs="Times New Roman"/>
+          <w:sz w:val="24"/>
+          <w:szCs w:val="24"/>
+          <w:lang w:eastAsia="fr-FR"/>
+        </w:rPr>
+        <w:t xml:space="preserve">ire </w:t>
       </w:r>
     </w:p>
     <w:p>
@@ -2978,7 +2996,19 @@
               </w:rPr>
             </w:pPr>
             <w:r>
-              <w:t xml:space="preserve">Une sphère de rayon 5cm a pour Aire </w:t>
+              <w:t xml:space="preserve">Une </w:t>
+            </w:r>
+            <w:r>
+              <w:t>boule</w:t>
+            </w:r>
+            <w:r>
+              <w:t xml:space="preserve"> de rayon 5cm a pour </w:t>
+            </w:r>
+            <w:r>
+              <w:t>volume</w:t>
+            </w:r>
+            <w:r>
+              <w:t xml:space="preserve"> </w:t>
             </w:r>
           </w:p>
         </w:tc>
